--- a/tabela_comparativa_reprodução.docx
+++ b/tabela_comparativa_reprodução.docx
@@ -245,32 +245,10 @@
             </w:tcMar>
           </w:tcPr>
           <w:p>
-            <w:pPr>
-              <w:rPr>
-                <w:rFonts w:ascii="Calibri Light" w:hAnsi="Calibri Light" w:cs="Calibri Light"/>
-                <w:sz w:val="20"/>
-                <w:szCs w:val="20"/>
-                <w:lang w:val="pt-PT"/>
-              </w:rPr>
-            </w:pPr>
-            <w:r>
-              <w:rPr>
-                <w:rFonts w:ascii="Calibri Light" w:hAnsi="Calibri Light" w:cs="Calibri Light"/>
-                <w:sz w:val="14"/>
-                <w:szCs w:val="20"/>
-                <w:lang w:val="pt-PT"/>
-              </w:rPr>
+            <w:r>
               <w:t>A partir do 2.º estro</w:t>
-            </w:r>
-            <w:r>
-              <w:rPr>
-                <w:rFonts w:ascii="Calibri Light" w:hAnsi="Calibri Light" w:cs="Calibri Light"/>
-                <w:sz w:val="14"/>
-                <w:szCs w:val="20"/>
-                <w:lang w:val="pt-PT"/>
-              </w:rPr>
               <w:br/>
-              <w:t>(Anexo I, n.º 2.2)</w:t>
+              <w:t>(Anexo I, n.º 3.2)</w:t>
             </w:r>
           </w:p>
         </w:tc>
@@ -421,32 +399,10 @@
             </w:tcMar>
           </w:tcPr>
           <w:p>
-            <w:pPr>
-              <w:rPr>
-                <w:rFonts w:ascii="Calibri Light" w:hAnsi="Calibri Light" w:cs="Calibri Light"/>
-                <w:sz w:val="20"/>
-                <w:szCs w:val="20"/>
-                <w:lang w:val="pt-PT"/>
-              </w:rPr>
-            </w:pPr>
-            <w:r>
-              <w:rPr>
-                <w:rFonts w:ascii="Calibri Light" w:hAnsi="Calibri Light" w:cs="Calibri Light"/>
-                <w:sz w:val="14"/>
-                <w:szCs w:val="20"/>
-                <w:lang w:val="pt-PT"/>
-              </w:rPr>
+            <w:r>
               <w:t>A partir dos 10 meses</w:t>
-            </w:r>
-            <w:r>
-              <w:rPr>
-                <w:rFonts w:ascii="Calibri Light" w:hAnsi="Calibri Light" w:cs="Calibri Light"/>
-                <w:sz w:val="14"/>
-                <w:szCs w:val="20"/>
-                <w:lang w:val="pt-PT"/>
-              </w:rPr>
               <w:br/>
-              <w:t>(Anexo I, n.º 1.1)</w:t>
+              <w:t>(Anexo I, n.º 3.1)</w:t>
             </w:r>
           </w:p>
         </w:tc>
@@ -2895,52 +2851,10 @@
             </w:tcMar>
           </w:tcPr>
           <w:p>
-            <w:pPr>
-              <w:rPr>
-                <w:rFonts w:ascii="Calibri Light" w:hAnsi="Calibri Light" w:cs="Calibri Light"/>
-                <w:sz w:val="20"/>
-                <w:szCs w:val="20"/>
-                <w:lang w:val="pt-PT"/>
-              </w:rPr>
-            </w:pPr>
-            <w:r>
-              <w:rPr>
-                <w:rFonts w:ascii="Calibri Light" w:hAnsi="Calibri Light" w:cs="Calibri Light"/>
-                <w:sz w:val="14"/>
-                <w:szCs w:val="20"/>
-                <w:lang w:val="pt-PT"/>
-              </w:rPr>
+            <w:r>
               <w:t>Proibição de usar para reprodução</w:t>
-            </w:r>
-            <w:r>
-              <w:rPr>
-                <w:rFonts w:ascii="Calibri Light" w:hAnsi="Calibri Light" w:cs="Calibri Light"/>
-                <w:sz w:val="14"/>
-                <w:szCs w:val="20"/>
-                <w:lang w:val="pt-PT"/>
-              </w:rPr>
               <w:br/>
-              <w:t xml:space="preserve">(Anexo I, </w:t>
-            </w:r>
-            <w:proofErr w:type="spellStart"/>
-            <w:r>
-              <w:rPr>
-                <w:rFonts w:ascii="Calibri Light" w:hAnsi="Calibri Light" w:cs="Calibri Light"/>
-                <w:sz w:val="14"/>
-                <w:szCs w:val="20"/>
-                <w:lang w:val="pt-PT"/>
-              </w:rPr>
-              <w:t>Pt</w:t>
-            </w:r>
-            <w:proofErr w:type="spellEnd"/>
-            <w:r>
-              <w:rPr>
-                <w:rFonts w:ascii="Calibri Light" w:hAnsi="Calibri Light" w:cs="Calibri Light"/>
-                <w:sz w:val="14"/>
-                <w:szCs w:val="20"/>
-                <w:lang w:val="pt-PT"/>
-              </w:rPr>
-              <w:t>. 3, n.º 5.5)</w:t>
+              <w:t>(Anexo I, n.º 3.5)</w:t>
             </w:r>
           </w:p>
         </w:tc>
@@ -6750,32 +6664,10 @@
             </w:tcMar>
           </w:tcPr>
           <w:p>
-            <w:pPr>
-              <w:rPr>
-                <w:rFonts w:ascii="Calibri Light" w:hAnsi="Calibri Light" w:cs="Calibri Light"/>
-                <w:sz w:val="20"/>
-                <w:szCs w:val="20"/>
-                <w:lang w:val="pt-PT"/>
-              </w:rPr>
-            </w:pPr>
-            <w:r>
-              <w:rPr>
-                <w:rFonts w:ascii="Calibri Light" w:hAnsi="Calibri Light" w:cs="Calibri Light"/>
-                <w:sz w:val="14"/>
-                <w:szCs w:val="20"/>
-                <w:lang w:val="pt-PT"/>
-              </w:rPr>
+            <w:r>
               <w:t>Introdução gradual de alimentos sólidos ao longo de um período não inferior a 7 dias</w:t>
-            </w:r>
-            <w:r>
-              <w:rPr>
-                <w:rFonts w:ascii="Calibri Light" w:hAnsi="Calibri Light" w:cs="Calibri Light"/>
-                <w:sz w:val="14"/>
-                <w:szCs w:val="20"/>
-                <w:lang w:val="pt-PT"/>
-              </w:rPr>
               <w:br/>
-              <w:t>(Anexo I, n.º 4.4)</w:t>
+              <w:t>(Anexo I, n.º 4.3)</w:t>
             </w:r>
           </w:p>
         </w:tc>

--- a/tabela_comparativa_reprodução.docx
+++ b/tabela_comparativa_reprodução.docx
@@ -6821,32 +6821,10 @@
             </w:tcMar>
           </w:tcPr>
           <w:p>
-            <w:pPr>
-              <w:rPr>
-                <w:rFonts w:ascii="Calibri Light" w:hAnsi="Calibri Light" w:cs="Calibri Light"/>
-                <w:sz w:val="20"/>
-                <w:szCs w:val="20"/>
-                <w:lang w:val="pt-PT"/>
-              </w:rPr>
-            </w:pPr>
-            <w:r>
-              <w:rPr>
-                <w:rFonts w:ascii="Calibri Light" w:hAnsi="Calibri Light" w:cs="Calibri Light"/>
-                <w:sz w:val="14"/>
-                <w:szCs w:val="20"/>
-                <w:lang w:val="pt-PT"/>
-              </w:rPr>
+            <w:r>
               <w:t>Não antes das 6 semanas de idade (tanto para cachorros como para gatinhos)</w:t>
-            </w:r>
-            <w:r>
-              <w:rPr>
-                <w:rFonts w:ascii="Calibri Light" w:hAnsi="Calibri Light" w:cs="Calibri Light"/>
-                <w:sz w:val="14"/>
-                <w:szCs w:val="20"/>
-                <w:lang w:val="pt-PT"/>
-              </w:rPr>
               <w:br/>
-              <w:t>(Anexo I, n.º 4.4)</w:t>
+              <w:t>(Anexo I, n.º 1.4)</w:t>
             </w:r>
           </w:p>
         </w:tc>
@@ -7606,30 +7584,8 @@
             </w:tcMar>
           </w:tcPr>
           <w:p>
-            <w:pPr>
-              <w:rPr>
-                <w:rFonts w:ascii="Calibri Light" w:hAnsi="Calibri Light" w:cs="Calibri Light"/>
-                <w:sz w:val="20"/>
-                <w:szCs w:val="20"/>
-                <w:lang w:val="pt-PT"/>
-              </w:rPr>
-            </w:pPr>
-            <w:r>
-              <w:rPr>
-                <w:rFonts w:ascii="Calibri Light" w:hAnsi="Calibri Light" w:cs="Calibri Light"/>
-                <w:sz w:val="14"/>
-                <w:szCs w:val="20"/>
-                <w:lang w:val="pt-PT"/>
-              </w:rPr>
+            <w:r>
               <w:t>A partir das 3 semanas de idade: oportunidades diárias e progressivas de contacto social com congéneres, seres humanos e, sempre que possível, outras espécies</w:t>
-            </w:r>
-            <w:r>
-              <w:rPr>
-                <w:rFonts w:ascii="Calibri Light" w:hAnsi="Calibri Light" w:cs="Calibri Light"/>
-                <w:sz w:val="14"/>
-                <w:szCs w:val="20"/>
-                <w:lang w:val="pt-PT"/>
-              </w:rPr>
               <w:br/>
               <w:t>(Anexo I, n.º 1.1)</w:t>
             </w:r>
@@ -7820,30 +7776,8 @@
             </w:tcMar>
           </w:tcPr>
           <w:p>
-            <w:pPr>
-              <w:rPr>
-                <w:rFonts w:ascii="Calibri Light" w:hAnsi="Calibri Light" w:cs="Calibri Light"/>
-                <w:sz w:val="20"/>
-                <w:szCs w:val="20"/>
-                <w:lang w:val="pt-PT"/>
-              </w:rPr>
-            </w:pPr>
-            <w:r>
-              <w:rPr>
-                <w:rFonts w:ascii="Calibri Light" w:hAnsi="Calibri Light" w:cs="Calibri Light"/>
-                <w:sz w:val="14"/>
-                <w:szCs w:val="20"/>
-                <w:lang w:val="pt-PT"/>
-              </w:rPr>
+            <w:r>
               <w:t>Animais que representem ameaça ou causem stress excessivo devem ser mantidos separados</w:t>
-            </w:r>
-            <w:r>
-              <w:rPr>
-                <w:rFonts w:ascii="Calibri Light" w:hAnsi="Calibri Light" w:cs="Calibri Light"/>
-                <w:sz w:val="14"/>
-                <w:szCs w:val="20"/>
-                <w:lang w:val="pt-PT"/>
-              </w:rPr>
               <w:br/>
               <w:t>(Anexo I, n.º 1.1)</w:t>
             </w:r>
